--- a/IUEA_Teaching_Plan/IUEA_ML_Lecturer_Teaching_Guide_W1-W15.docx
+++ b/IUEA_Teaching_Plan/IUEA_ML_Lecturer_Teaching_Guide_W1-W15.docx
@@ -173,12 +173,227 @@
       </w:r>
     </w:p>
     <w:p>
-      <w:r>
-        <w:fldChar w:fldCharType="begin"/>
-        <w:instrText xml:space="preserve">TOC \o "1-2" \h \z \u</w:instrText>
-        <w:fldChar w:fldCharType="separate"/>
-        <w:t>[To generate the contents list: open in Word, click here, then press F9 — or use References ▸ Update Table.]</w:t>
-        <w:fldChar w:fldCharType="end"/>
+      <w:pPr>
+        <w:spacing w:after="160" w:before="0" w:line="276" w:lineRule="auto"/>
+      </w:pPr>
+      <w:r>
+        <w:rPr>
+          <w:rFonts w:ascii="Calibri" w:hAnsi="Calibri"/>
+          <w:b w:val="0"/>
+          <w:i w:val="0"/>
+          <w:sz w:val="22"/>
+        </w:rPr>
+        <w:t>How to use this guide</w:t>
+      </w:r>
+    </w:p>
+    <w:p>
+      <w:pPr>
+        <w:spacing w:after="160" w:before="0" w:line="276" w:lineRule="auto"/>
+      </w:pPr>
+      <w:r>
+        <w:rPr>
+          <w:rFonts w:ascii="Calibri" w:hAnsi="Calibri"/>
+          <w:b w:val="0"/>
+          <w:i w:val="0"/>
+          <w:sz w:val="22"/>
+        </w:rPr>
+        <w:t>Week 1 — AI, machine learning and the engineering problem</w:t>
+      </w:r>
+    </w:p>
+    <w:p>
+      <w:pPr>
+        <w:spacing w:after="160" w:before="0" w:line="276" w:lineRule="auto"/>
+      </w:pPr>
+      <w:r>
+        <w:rPr>
+          <w:rFonts w:ascii="Calibri" w:hAnsi="Calibri"/>
+          <w:b w:val="0"/>
+          <w:i w:val="0"/>
+          <w:sz w:val="22"/>
+        </w:rPr>
+        <w:t>Week 2 — Colab, notebooks and version control</w:t>
+      </w:r>
+    </w:p>
+    <w:p>
+      <w:pPr>
+        <w:spacing w:after="160" w:before="0" w:line="276" w:lineRule="auto"/>
+      </w:pPr>
+      <w:r>
+        <w:rPr>
+          <w:rFonts w:ascii="Calibri" w:hAnsi="Calibri"/>
+          <w:b w:val="0"/>
+          <w:i w:val="0"/>
+          <w:sz w:val="22"/>
+        </w:rPr>
+        <w:t>Week 3 — Python as an engineering calculator</w:t>
+      </w:r>
+    </w:p>
+    <w:p>
+      <w:pPr>
+        <w:spacing w:after="160" w:before="0" w:line="276" w:lineRule="auto"/>
+      </w:pPr>
+      <w:r>
+        <w:rPr>
+          <w:rFonts w:ascii="Calibri" w:hAnsi="Calibri"/>
+          <w:b w:val="0"/>
+          <w:i w:val="0"/>
+          <w:sz w:val="22"/>
+        </w:rPr>
+        <w:t>Week 4 — Collections, loops and files</w:t>
+      </w:r>
+    </w:p>
+    <w:p>
+      <w:pPr>
+        <w:spacing w:after="160" w:before="0" w:line="276" w:lineRule="auto"/>
+      </w:pPr>
+      <w:r>
+        <w:rPr>
+          <w:rFonts w:ascii="Calibri" w:hAnsi="Calibri"/>
+          <w:b w:val="0"/>
+          <w:i w:val="0"/>
+          <w:sz w:val="22"/>
+        </w:rPr>
+        <w:t>Week 5 — pandas, and finding data you can trust</w:t>
+      </w:r>
+    </w:p>
+    <w:p>
+      <w:pPr>
+        <w:spacing w:after="160" w:before="0" w:line="276" w:lineRule="auto"/>
+      </w:pPr>
+      <w:r>
+        <w:rPr>
+          <w:rFonts w:ascii="Calibri" w:hAnsi="Calibri"/>
+          <w:b w:val="0"/>
+          <w:i w:val="0"/>
+          <w:sz w:val="22"/>
+        </w:rPr>
+        <w:t>Week 6 — Dirty data, and seeing it</w:t>
+      </w:r>
+    </w:p>
+    <w:p>
+      <w:pPr>
+        <w:spacing w:after="160" w:before="0" w:line="276" w:lineRule="auto"/>
+      </w:pPr>
+      <w:r>
+        <w:rPr>
+          <w:rFonts w:ascii="Calibri" w:hAnsi="Calibri"/>
+          <w:b w:val="0"/>
+          <w:i w:val="0"/>
+          <w:sz w:val="22"/>
+        </w:rPr>
+        <w:t>Week 7 — Practical Test 1 — Data Investigation</w:t>
+      </w:r>
+    </w:p>
+    <w:p>
+      <w:pPr>
+        <w:spacing w:after="160" w:before="0" w:line="276" w:lineRule="auto"/>
+      </w:pPr>
+      <w:r>
+        <w:rPr>
+          <w:rFonts w:ascii="Calibri" w:hAnsi="Calibri"/>
+          <w:b w:val="0"/>
+          <w:i w:val="0"/>
+          <w:sz w:val="22"/>
+        </w:rPr>
+        <w:t>Week 8 — Learning from data: the first model</w:t>
+      </w:r>
+    </w:p>
+    <w:p>
+      <w:pPr>
+        <w:spacing w:after="160" w:before="0" w:line="276" w:lineRule="auto"/>
+      </w:pPr>
+      <w:r>
+        <w:rPr>
+          <w:rFonts w:ascii="Calibri" w:hAnsi="Calibri"/>
+          <w:b w:val="0"/>
+          <w:i w:val="0"/>
+          <w:sz w:val="22"/>
+        </w:rPr>
+        <w:t>Week 9 — Classification: predicting a category</w:t>
+      </w:r>
+    </w:p>
+    <w:p>
+      <w:pPr>
+        <w:spacing w:after="160" w:before="0" w:line="276" w:lineRule="auto"/>
+      </w:pPr>
+      <w:r>
+        <w:rPr>
+          <w:rFonts w:ascii="Calibri" w:hAnsi="Calibri"/>
+          <w:b w:val="0"/>
+          <w:i w:val="0"/>
+          <w:sz w:val="22"/>
+        </w:rPr>
+        <w:t>Week 10 — Can I trust this model?</w:t>
+      </w:r>
+    </w:p>
+    <w:p>
+      <w:pPr>
+        <w:spacing w:after="160" w:before="0" w:line="276" w:lineRule="auto"/>
+      </w:pPr>
+      <w:r>
+        <w:rPr>
+          <w:rFonts w:ascii="Calibri" w:hAnsi="Calibri"/>
+          <w:b w:val="0"/>
+          <w:i w:val="0"/>
+          <w:sz w:val="22"/>
+        </w:rPr>
+        <w:t>Week 11 — Features: where engineering knowledge enters</w:t>
+      </w:r>
+    </w:p>
+    <w:p>
+      <w:pPr>
+        <w:spacing w:after="160" w:before="0" w:line="276" w:lineRule="auto"/>
+      </w:pPr>
+      <w:r>
+        <w:rPr>
+          <w:rFonts w:ascii="Calibri" w:hAnsi="Calibri"/>
+          <w:b w:val="0"/>
+          <w:i w:val="0"/>
+          <w:sz w:val="22"/>
+        </w:rPr>
+        <w:t>Week 12 — Model comparison and engineering judgement</w:t>
+      </w:r>
+    </w:p>
+    <w:p>
+      <w:pPr>
+        <w:spacing w:after="160" w:before="0" w:line="276" w:lineRule="auto"/>
+      </w:pPr>
+      <w:r>
+        <w:rPr>
+          <w:rFonts w:ascii="Calibri" w:hAnsi="Calibri"/>
+          <w:b w:val="0"/>
+          <w:i w:val="0"/>
+          <w:sz w:val="22"/>
+        </w:rPr>
+        <w:t>Week 13 — Project studio: reproducibility and peer review</w:t>
+      </w:r>
+    </w:p>
+    <w:p>
+      <w:pPr>
+        <w:spacing w:after="160" w:before="0" w:line="276" w:lineRule="auto"/>
+      </w:pPr>
+      <w:r>
+        <w:rPr>
+          <w:rFonts w:ascii="Calibri" w:hAnsi="Calibri"/>
+          <w:b w:val="0"/>
+          <w:i w:val="0"/>
+          <w:sz w:val="22"/>
+        </w:rPr>
+        <w:t>Week 14 — Practical Test 2 — End-to-End Engineering ML</w:t>
+      </w:r>
+    </w:p>
+    <w:p>
+      <w:pPr>
+        <w:spacing w:after="160" w:before="0" w:line="276" w:lineRule="auto"/>
+      </w:pPr>
+      <w:r>
+        <w:rPr>
+          <w:rFonts w:ascii="Calibri" w:hAnsi="Calibri"/>
+          <w:b w:val="0"/>
+          <w:i w:val="0"/>
+          <w:sz w:val="22"/>
+        </w:rPr>
+        <w:t>Week 15 — Engineering ML Demo Day, viva and reflection</w:t>
       </w:r>
     </w:p>
     <w:p>
@@ -616,7 +831,7 @@
                 <w:rFonts w:ascii="Calibri" w:hAnsi="Calibri"/>
                 <w:sz w:val="20"/>
               </w:rPr>
-              <w:t>Friday is a six-hour back-to-back day, 08:00 to 14:00, with a room change and no gap. Prepare both Friday sessions as one preparation — they share roughly 70% of content — and put the most demanding activity in the 08:00 slot.</w:t>
+              <w:t>Friday is a six-hour back-to-back day, 08:00 to 14:00, with a room change and no gap. Prepare both Friday sessions together where content is shared. Prepare the room change in advance and protect the full teaching and practice time for each cohort.</w:t>
               <w:br/>
               <w:br/>
               <w:t>Friday 9 October is Independence Day, so CML3113 and CML3111 lose Week 5. Teach it to CML3112 on Tuesday 6 October and record that session; the recording plus the notebook goes to the Friday cohorts by Wednesday 7 October, with a 45-minute online clinic that week and a 30-minute consolidation opening Week 6.</w:t>
@@ -663,7 +878,7 @@
         <w:pStyle w:val="Heading3"/>
       </w:pPr>
       <w:r>
-        <w:t>Slide 1 · Introduction to Machine Learning in Design &amp; Infrastructure</w:t>
+        <w:t>Slide 1 · Cohort-specific opening slide</w:t>
       </w:r>
     </w:p>
     <w:p>
@@ -1616,7 +1831,7 @@
         <w:pStyle w:val="Heading3"/>
       </w:pPr>
       <w:r>
-        <w:t>Slide 52 · GLOSSARY — KEEP THIS SLIDE</w:t>
+        <w:t>Slide 54 · Every word we used today (3 of 3)</w:t>
       </w:r>
     </w:p>
     <w:p>
@@ -1638,7 +1853,7 @@
         <w:pStyle w:val="Heading3"/>
       </w:pPr>
       <w:r>
-        <w:t>Slide 53 · CHEAT SHEET — KEEP THIS SLIDE</w:t>
+        <w:t>Slide 55 · CHEAT SHEET — KEEP THIS SLIDE</w:t>
       </w:r>
     </w:p>
     <w:p>
@@ -1660,7 +1875,7 @@
         <w:pStyle w:val="Heading3"/>
       </w:pPr>
       <w:r>
-        <w:t>Slide 54 · END-OF-SESSION QUIZ  ·  WEEK 1</w:t>
+        <w:t>Slide 56 · END-OF-SESSION QUIZ  ·  WEEK 1</w:t>
       </w:r>
     </w:p>
     <w:p>
@@ -1682,7 +1897,7 @@
         <w:pStyle w:val="Heading3"/>
       </w:pPr>
       <w:r>
-        <w:t>Slide 55 · THE ONE THING TO REMEMBER</w:t>
+        <w:t>Slide 57 · THE ONE THING TO REMEMBER</w:t>
       </w:r>
     </w:p>
     <w:p>
@@ -2487,7 +2702,7 @@
           <w:i w:val="0"/>
           <w:sz w:val="21"/>
         </w:rPr>
-        <w:t>read the setup question's responses first. Anyone answering 'I do not know what is wrong' or 'I could not get that far' is your office-hours list this week, and that list is the highest-return thirty minutes of the semester. Question bank: setup/quiz_02_questions.md.</w:t>
+        <w:t>read the setup question's responses first. Anyone answering 'I do not know what is wrong' or 'I could not get that far' is your office-hours list this week, and that list is the highest-return thirty minutes of the semester. Question bank: scripts/quiz_bank_weeks.py, Week 2.</w:t>
       </w:r>
     </w:p>
     <w:p>
@@ -2561,7 +2776,7 @@
         <w:pStyle w:val="Heading3"/>
       </w:pPr>
       <w:r>
-        <w:t>Slide 41 · END-OF-SESSION QUIZ  ·  WEEK 2</w:t>
+        <w:t>Slide 43 · END-OF-SESSION QUIZ  ·  WEEK 2</w:t>
       </w:r>
     </w:p>
     <w:p>
@@ -2583,7 +2798,7 @@
         <w:pStyle w:val="Heading3"/>
       </w:pPr>
       <w:r>
-        <w:t>Slide 42 · THE ONE THING TO REMEMBER</w:t>
+        <w:t>Slide 44 · THE ONE THING TO REMEMBER</w:t>
       </w:r>
     </w:p>
     <w:p>
@@ -3330,7 +3545,7 @@
         <w:pStyle w:val="Heading3"/>
       </w:pPr>
       <w:r>
-        <w:t>Slide 38 · END-OF-SESSION QUIZ  ·  WEEK 3</w:t>
+        <w:t>Slide 40 · END-OF-SESSION QUIZ  ·  WEEK 3</w:t>
       </w:r>
     </w:p>
     <w:p>
@@ -3955,7 +4170,7 @@
         <w:t>what is actually in the file: One inspector's defect ratings run systematically about one grade harsher than everyone else's, on the same structures. Nobody will ever tell them that.</w:t>
         <w:br/>
         <w:br/>
-        <w:t>Two red herrings: one structure has genuinely severe cracking for a real reason (it is the oldest span), and crack widths look worse in the wet-season months because they were measured after rain.</w:t>
+        <w:t>Compare span, crack width and inspector ratings before suggesting a cause. The fixture supports associations only.</w:t>
         <w:br/>
         <w:br/>
         <w:t>Your only permitted moves are the six questions — carry the printed card and do not touch a keyboard. Sixty-second findings pitch per team at the end. Some teams will be frustrated: say plainly that most real investigations end without a finding, and that this is why the marks are on method.</w:t>
@@ -3990,7 +4205,7 @@
         <w:t>what is actually in the file: One bit type performs clearly worse — but only on the night shift. Both facts are in the file and neither is in any single column.</w:t>
         <w:br/>
         <w:br/>
-        <w:t>Two red herrings: total downtime is highest for the deepest holes, which is expected rather than interesting, and one operator has very few rows because they only started last month.</w:t>
+        <w:t>Compare bit type within each shift. Check the number of readings behind each group mean.</w:t>
         <w:br/>
         <w:br/>
         <w:t>Your only permitted moves are the six questions — carry the printed card and do not touch a keyboard. Sixty-second findings pitch per team at the end. Some teams will be frustrated: say plainly that most real investigations end without a finding, and that this is why the marks are on method.</w:t>
@@ -4022,10 +4237,10 @@
           <w:i w:val="0"/>
           <w:sz w:val="21"/>
         </w:rPr>
-        <w:t>what is actually in the file: One motor runs hot, but only at low supply voltage — so at nominal voltage it passes every time and the pass/fail flag never caught it.</w:t>
+        <w:t>what is actually in the file: One motor runs hot only at low supply voltage. Compare temperature and voltage together before interpreting the status flag.</w:t>
         <w:br/>
         <w:br/>
-        <w:t>Two red herrings: vibration is higher across the board on one test day (the bench was not bolted down), and one motor has a single wild current reading that is a logging error.</w:t>
+        <w:t>Compare temperature by motor and voltage. Check the available values before attributing a difference to ambient conditions.</w:t>
         <w:br/>
         <w:br/>
         <w:t>Your only permitted moves are the six questions — carry the printed card and do not touch a keyboard. Sixty-second findings pitch per team at the end. Some teams will be frustrated: say plainly that most real investigations end without a finding, and that this is why the marks are on method.</w:t>
@@ -4080,7 +4295,7 @@
         <w:pStyle w:val="Heading3"/>
       </w:pPr>
       <w:r>
-        <w:t>Slide 33 · END-OF-SESSION QUIZ  ·  WEEK 4</w:t>
+        <w:t>Slide 35 · END-OF-SESSION QUIZ  ·  WEEK 4</w:t>
       </w:r>
     </w:p>
     <w:p>
@@ -4102,7 +4317,7 @@
         <w:pStyle w:val="Heading3"/>
       </w:pPr>
       <w:r>
-        <w:t>Slide 34 · THE ONE THING TO REMEMBER</w:t>
+        <w:t>Slide 36 · THE ONE THING TO REMEMBER</w:t>
       </w:r>
     </w:p>
     <w:p>
@@ -4856,7 +5071,7 @@
         <w:pStyle w:val="Heading3"/>
       </w:pPr>
       <w:r>
-        <w:t>Slide 31 · END-OF-SESSION QUIZ  ·  WEEK 5</w:t>
+        <w:t>Slide 33 · END-OF-SESSION QUIZ  ·  WEEK 5</w:t>
       </w:r>
     </w:p>
     <w:p>
@@ -4878,7 +5093,7 @@
         <w:pStyle w:val="Heading3"/>
       </w:pPr>
       <w:r>
-        <w:t>Slide 32 · THE ONE THING TO REMEMBER</w:t>
+        <w:t>Slide 34 · THE ONE THING TO REMEMBER</w:t>
       </w:r>
     </w:p>
     <w:p>
@@ -5001,7 +5216,7 @@
           <w:i w:val="0"/>
           <w:sz w:val="21"/>
         </w:rPr>
-        <w:t>— THIS COHORT: open with the 30-minute Week 5 consolidation, because this cohort lost Week 5 to Independence Day. Budget it in and cut the chart demonstration accordingly. Check who actually worked through the asynchronous package before you go on. Publish the Test 1 format and rubric today.</w:t>
+        <w:t>— THIS COHORT: open with the 30-minute Week 5 consolidation, because this cohort lost Week 5 to Independence Day. This replaces the 15-minute recall; use 10 rather than 25 minutes for the chart demonstration. Keep the full practical and break. Check completion of the asynchronous package. Publish the Test 1 format and rubric today.</w:t>
       </w:r>
     </w:p>
     <w:p>
@@ -5036,16 +5251,60 @@
     </w:p>
     <w:p>
       <w:pPr>
-        <w:spacing w:after="160" w:before="0" w:line="283" w:lineRule="auto"/>
-      </w:pPr>
-      <w:r>
-        <w:rPr>
-          <w:rFonts w:ascii="Calibri" w:hAnsi="Calibri"/>
-          <w:b w:val="0"/>
-          <w:i w:val="0"/>
-          <w:sz w:val="21"/>
-        </w:rPr>
-        <w:t>for the Friday cohorts this segment is the Week 5 consolidation and needs the full fifteen minutes. Run the four commands — shape, head, info, describe — live on the anchor dataset and take questions.</w:t>
+        <w:spacing w:after="40" w:before="0" w:line="276" w:lineRule="auto"/>
+      </w:pPr>
+      <w:r>
+        <w:rPr>
+          <w:rFonts w:ascii="Calibri" w:hAnsi="Calibri"/>
+          <w:b/>
+          <w:i w:val="0"/>
+          <w:color w:val="2E5C8A"/>
+          <w:sz w:val="20"/>
+        </w:rPr>
+        <w:t>CML3112:</w:t>
+      </w:r>
+    </w:p>
+    <w:p>
+      <w:pPr>
+        <w:spacing w:after="160" w:before="0" w:line="283" w:lineRule="auto"/>
+      </w:pPr>
+      <w:r>
+        <w:rPr>
+          <w:rFonts w:ascii="Calibri" w:hAnsi="Calibri"/>
+          <w:b w:val="0"/>
+          <w:i w:val="0"/>
+          <w:sz w:val="21"/>
+        </w:rPr>
+        <w:t>Use 15 minutes for recall and 25 minutes for the chart demonstration. Run shape, head, info and describe on the anchor dataset. The total remains three hours.</w:t>
+      </w:r>
+    </w:p>
+    <w:p>
+      <w:pPr>
+        <w:spacing w:after="40" w:before="0" w:line="276" w:lineRule="auto"/>
+      </w:pPr>
+      <w:r>
+        <w:rPr>
+          <w:rFonts w:ascii="Calibri" w:hAnsi="Calibri"/>
+          <w:b/>
+          <w:i w:val="0"/>
+          <w:color w:val="2E5C8A"/>
+          <w:sz w:val="20"/>
+        </w:rPr>
+        <w:t>CML3111 / CML3113:</w:t>
+      </w:r>
+    </w:p>
+    <w:p>
+      <w:pPr>
+        <w:spacing w:after="160" w:before="0" w:line="283" w:lineRule="auto"/>
+      </w:pPr>
+      <w:r>
+        <w:rPr>
+          <w:rFonts w:ascii="Calibri" w:hAnsi="Calibri"/>
+          <w:b w:val="0"/>
+          <w:i w:val="0"/>
+          <w:sz w:val="21"/>
+        </w:rPr>
+        <w:t>Use 30 minutes for Week 5 consolidation and 10 minutes for the later chart demonstration. Run shape, head, info and describe on the anchor dataset. The total remains three hours.</w:t>
       </w:r>
     </w:p>
     <w:p>
@@ -5177,7 +5436,7 @@
           <w:i w:val="0"/>
           <w:sz w:val="21"/>
         </w:rPr>
-        <w:t>the missingness map in the next segment makes this visible rather than theoretical.</w:t>
+        <w:t>ask what a technician's log could reveal. Source: National Research Council, Drawing Inferences from Incomplete Data, https://www.ncbi.nlm.nih.gov/books/NBK209900/.</w:t>
       </w:r>
     </w:p>
     <w:p>
@@ -5397,7 +5656,7 @@
           <w:i w:val="0"/>
           <w:sz w:val="21"/>
         </w:rPr>
-        <w:t>state the marking emphasis out loud. Circulate and ask 'why did you choose that?' and nothing else.</w:t>
+        <w:t>circulate and ask students why they chose each action.</w:t>
       </w:r>
     </w:p>
     <w:p>
@@ -5642,7 +5901,7 @@
         <w:pStyle w:val="Heading3"/>
       </w:pPr>
       <w:r>
-        <w:t>Slide 30 · END-OF-SESSION QUIZ  ·  WEEK 6</w:t>
+        <w:t>Slide 32 · END-OF-SESSION QUIZ  ·  WEEK 6</w:t>
       </w:r>
     </w:p>
     <w:p>
@@ -5664,7 +5923,7 @@
         <w:pStyle w:val="Heading3"/>
       </w:pPr>
       <w:r>
-        <w:t>Slide 31 · THE ONE THING TO REMEMBER</w:t>
+        <w:t>Slide 33 · THE ONE THING TO REMEMBER</w:t>
       </w:r>
     </w:p>
     <w:p>
@@ -5679,6 +5938,28 @@
           <w:sz w:val="21"/>
         </w:rPr>
         <w:t>end by restating the test format and the rubric weighting one final time.</w:t>
+      </w:r>
+    </w:p>
+    <w:p>
+      <w:pPr>
+        <w:pStyle w:val="Heading3"/>
+      </w:pPr>
+      <w:r>
+        <w:t>Slide 34 · ASSESSMENT BRIEF</w:t>
+      </w:r>
+    </w:p>
+    <w:p>
+      <w:pPr>
+        <w:spacing w:after="160" w:before="0" w:line="283" w:lineRule="auto"/>
+      </w:pPr>
+      <w:r>
+        <w:rPr>
+          <w:rFonts w:ascii="Calibri" w:hAnsi="Calibri"/>
+          <w:b w:val="0"/>
+          <w:i w:val="0"/>
+          <w:sz w:val="21"/>
+        </w:rPr>
+        <w:t>use the final minutes already allocated to assignment instructions; confirm the cohort link and deadline. Keep private marking guidance out of student materials.</w:t>
       </w:r>
     </w:p>
     <w:p>
@@ -5693,7 +5974,7 @@
           <w:color w:val="595959"/>
           <w:sz w:val="19"/>
         </w:rPr>
-        <w:t>26 slides in Week 6 need something from you.</w:t>
+        <w:t>27 slides in Week 6 need something from you.</w:t>
       </w:r>
     </w:p>
     <w:p>
@@ -6021,7 +6302,7 @@
         <w:pStyle w:val="Heading3"/>
       </w:pPr>
       <w:r>
-        <w:t>Slide 31 · END-OF-SESSION QUIZ  ·  WEEK 8</w:t>
+        <w:t>Slide 33 · END-OF-SESSION QUIZ  ·  WEEK 8</w:t>
       </w:r>
     </w:p>
     <w:p>
@@ -6036,6 +6317,28 @@
           <w:sz w:val="21"/>
         </w:rPr>
         <w:t>open the Form, project the QR, and give it exactly five minutes. Afterwards look at the responses-by-question view — any question most of the room got wrong is next week's five-minute reteach.</w:t>
+      </w:r>
+    </w:p>
+    <w:p>
+      <w:pPr>
+        <w:pStyle w:val="Heading3"/>
+      </w:pPr>
+      <w:r>
+        <w:t>Slide 35 · ASSESSMENT BRIEF</w:t>
+      </w:r>
+    </w:p>
+    <w:p>
+      <w:pPr>
+        <w:spacing w:after="160" w:before="0" w:line="283" w:lineRule="auto"/>
+      </w:pPr>
+      <w:r>
+        <w:rPr>
+          <w:rFonts w:ascii="Calibri" w:hAnsi="Calibri"/>
+          <w:b w:val="0"/>
+          <w:i w:val="0"/>
+          <w:sz w:val="21"/>
+        </w:rPr>
+        <w:t>use the final minutes already allocated to assignment instructions; confirm the cohort link and deadline. Keep private marking guidance out of student materials.</w:t>
       </w:r>
     </w:p>
     <w:p>
@@ -6050,7 +6353,7 @@
           <w:color w:val="595959"/>
           <w:sz w:val="19"/>
         </w:rPr>
-        <w:t>5 slides in Week 8 need something from you.</w:t>
+        <w:t>6 slides in Week 8 need something from you.</w:t>
       </w:r>
     </w:p>
     <w:p>
@@ -6174,7 +6477,7 @@
         <w:pStyle w:val="Heading3"/>
       </w:pPr>
       <w:r>
-        <w:t>Slide 24 · CHALLENGE</w:t>
+        <w:t>Slide 25 · CHALLENGE</w:t>
       </w:r>
     </w:p>
     <w:p>
@@ -6196,7 +6499,7 @@
         <w:pStyle w:val="Heading3"/>
       </w:pPr>
       <w:r>
-        <w:t>Slide 31 · END-OF-SESSION QUIZ  ·  WEEK 9</w:t>
+        <w:t>Slide 34 · END-OF-SESSION QUIZ  ·  WEEK 9</w:t>
       </w:r>
     </w:p>
     <w:p>
@@ -6211,6 +6514,28 @@
           <w:sz w:val="21"/>
         </w:rPr>
         <w:t>open the Form, project the QR, and give it exactly five minutes. Afterwards look at the responses-by-question view — any question most of the room got wrong is next week's five-minute reteach.</w:t>
+      </w:r>
+    </w:p>
+    <w:p>
+      <w:pPr>
+        <w:pStyle w:val="Heading3"/>
+      </w:pPr>
+      <w:r>
+        <w:t>Slide 36 · ASSESSMENT BRIEF</w:t>
+      </w:r>
+    </w:p>
+    <w:p>
+      <w:pPr>
+        <w:spacing w:after="160" w:before="0" w:line="283" w:lineRule="auto"/>
+      </w:pPr>
+      <w:r>
+        <w:rPr>
+          <w:rFonts w:ascii="Calibri" w:hAnsi="Calibri"/>
+          <w:b w:val="0"/>
+          <w:i w:val="0"/>
+          <w:sz w:val="21"/>
+        </w:rPr>
+        <w:t>use the final minutes already allocated to assignment instructions; confirm the cohort link and deadline. Keep private marking guidance out of student materials.</w:t>
       </w:r>
     </w:p>
     <w:p>
@@ -6225,7 +6550,7 @@
           <w:color w:val="595959"/>
           <w:sz w:val="19"/>
         </w:rPr>
-        <w:t>6 slides in Week 9 need something from you.</w:t>
+        <w:t>7 slides in Week 9 need something from you.</w:t>
       </w:r>
     </w:p>
     <w:p>
@@ -6466,7 +6791,7 @@
         <w:pStyle w:val="Heading3"/>
       </w:pPr>
       <w:r>
-        <w:t>Slide 29 · END-OF-SESSION QUIZ  ·  WEEK 10</w:t>
+        <w:t>Slide 31 · END-OF-SESSION QUIZ  ·  WEEK 10</w:t>
       </w:r>
     </w:p>
     <w:p>
@@ -6481,6 +6806,28 @@
           <w:sz w:val="21"/>
         </w:rPr>
         <w:t>open the Form, project the QR, and give it exactly five minutes. Afterwards look at the responses-by-question view — any question most of the room got wrong is next week's five-minute reteach.</w:t>
+      </w:r>
+    </w:p>
+    <w:p>
+      <w:pPr>
+        <w:pStyle w:val="Heading3"/>
+      </w:pPr>
+      <w:r>
+        <w:t>Slide 33 · ASSESSMENT BRIEF</w:t>
+      </w:r>
+    </w:p>
+    <w:p>
+      <w:pPr>
+        <w:spacing w:after="160" w:before="0" w:line="283" w:lineRule="auto"/>
+      </w:pPr>
+      <w:r>
+        <w:rPr>
+          <w:rFonts w:ascii="Calibri" w:hAnsi="Calibri"/>
+          <w:b w:val="0"/>
+          <w:i w:val="0"/>
+          <w:sz w:val="21"/>
+        </w:rPr>
+        <w:t>use the final minutes already allocated to assignment instructions; confirm the cohort link and deadline. Keep private marking guidance out of student materials.</w:t>
       </w:r>
     </w:p>
     <w:p>
@@ -6495,7 +6842,7 @@
           <w:color w:val="595959"/>
           <w:sz w:val="19"/>
         </w:rPr>
-        <w:t>7 slides in Week 10 need something from you.</w:t>
+        <w:t>8 slides in Week 10 need something from you.</w:t>
       </w:r>
     </w:p>
     <w:p>
@@ -7064,31 +7411,16 @@
     </w:p>
     <w:p>
       <w:pPr>
-        <w:spacing w:after="40" w:before="0" w:line="276" w:lineRule="auto"/>
-      </w:pPr>
-      <w:r>
-        <w:rPr>
-          <w:rFonts w:ascii="Calibri" w:hAnsi="Calibri"/>
-          <w:b/>
-          <w:i w:val="0"/>
-          <w:color w:val="2E5C8A"/>
-          <w:sz w:val="20"/>
-        </w:rPr>
-        <w:t>CML3112:</w:t>
-      </w:r>
-    </w:p>
-    <w:p>
-      <w:pPr>
-        <w:spacing w:after="160" w:before="0" w:line="283" w:lineRule="auto"/>
-      </w:pPr>
-      <w:r>
-        <w:rPr>
-          <w:rFonts w:ascii="Calibri" w:hAnsi="Calibri"/>
-          <w:b w:val="0"/>
-          <w:i w:val="0"/>
-          <w:sz w:val="21"/>
-        </w:rPr>
-        <w:t>expected outcome — The feature teams normally win by 3 to 5 MPa of MAE using linear regression alone, while the raw-column teams reach for a random forest and still come second. Water/cement ratio is doing all of it.</w:t>
+        <w:spacing w:after="160" w:before="0" w:line="283" w:lineRule="auto"/>
+      </w:pPr>
+      <w:r>
+        <w:rPr>
+          <w:rFonts w:ascii="Calibri" w:hAnsi="Calibri"/>
+          <w:b w:val="0"/>
+          <w:i w:val="0"/>
+          <w:sz w:val="21"/>
+        </w:rPr>
+        <w:t>expected outcome — Compare measured held-out results on the same split. Feature engineering may improve or worsen the score; report the observed difference and retain a feature only with evidence.</w:t>
         <w:br/>
         <w:br/>
         <w:t>Make both sides report before you comment. If the raw-column side wins, that is a real result and worth discussing honestly; ask what feature would have been needed. Do not rig it.</w:t>
@@ -7096,70 +7428,6 @@
     </w:p>
     <w:p>
       <w:pPr>
-        <w:spacing w:after="40" w:before="0" w:line="276" w:lineRule="auto"/>
-      </w:pPr>
-      <w:r>
-        <w:rPr>
-          <w:rFonts w:ascii="Calibri" w:hAnsi="Calibri"/>
-          <w:b/>
-          <w:i w:val="0"/>
-          <w:color w:val="2E5C8A"/>
-          <w:sz w:val="20"/>
-        </w:rPr>
-        <w:t>CML3113:</w:t>
-      </w:r>
-    </w:p>
-    <w:p>
-      <w:pPr>
-        <w:spacing w:after="160" w:before="0" w:line="283" w:lineRule="auto"/>
-      </w:pPr>
-      <w:r>
-        <w:rPr>
-          <w:rFonts w:ascii="Calibri" w:hAnsi="Calibri"/>
-          <w:b w:val="0"/>
-          <w:i w:val="0"/>
-          <w:sz w:val="21"/>
-        </w:rPr>
-        <w:t>expected outcome — The feature teams normally win by 0.3 to 0.5 percentage points of silica using linear regression, while the raw-column teams get most of the way there with a forest and cannot say which reading drove any prediction.</w:t>
-        <w:br/>
-        <w:br/>
-        <w:t>Make both sides report before you comment. If the raw-column side wins, that is a real result and worth discussing honestly; ask what feature would have been needed. Do not rig it.</w:t>
-      </w:r>
-    </w:p>
-    <w:p>
-      <w:pPr>
-        <w:spacing w:after="40" w:before="0" w:line="276" w:lineRule="auto"/>
-      </w:pPr>
-      <w:r>
-        <w:rPr>
-          <w:rFonts w:ascii="Calibri" w:hAnsi="Calibri"/>
-          <w:b/>
-          <w:i w:val="0"/>
-          <w:color w:val="2E5C8A"/>
-          <w:sz w:val="20"/>
-        </w:rPr>
-        <w:t>CML3111:</w:t>
-      </w:r>
-    </w:p>
-    <w:p>
-      <w:pPr>
-        <w:spacing w:after="160" w:before="0" w:line="283" w:lineRule="auto"/>
-      </w:pPr>
-      <w:r>
-        <w:rPr>
-          <w:rFonts w:ascii="Calibri" w:hAnsi="Calibri"/>
-          <w:b w:val="0"/>
-          <w:i w:val="0"/>
-          <w:sz w:val="21"/>
-        </w:rPr>
-        <w:t>expected outcome — The feature teams normally win 8 to 12 points of recall on the failure class using logistic regression, while the raw-column teams reach for a forest and come close on accuracy and well short on recall.</w:t>
-        <w:br/>
-        <w:br/>
-        <w:t>Make both sides report before you comment. If the raw-column side wins, that is a real result and worth discussing honestly; ask what feature would have been needed. Do not rig it.</w:t>
-      </w:r>
-    </w:p>
-    <w:p>
-      <w:pPr>
         <w:pStyle w:val="Heading3"/>
       </w:pPr>
       <w:r>
@@ -7229,7 +7497,7 @@
         <w:pStyle w:val="Heading3"/>
       </w:pPr>
       <w:r>
-        <w:t>Slide 40 · END-OF-SESSION QUIZ  ·  WEEK 11</w:t>
+        <w:t>Slide 42 · END-OF-SESSION QUIZ  ·  WEEK 11</w:t>
       </w:r>
     </w:p>
     <w:p>
@@ -7251,7 +7519,7 @@
         <w:pStyle w:val="Heading3"/>
       </w:pPr>
       <w:r>
-        <w:t>Slide 41 · THE ONE THING TO REMEMBER</w:t>
+        <w:t>Slide 43 · THE ONE THING TO REMEMBER</w:t>
       </w:r>
     </w:p>
     <w:p>
@@ -7266,6 +7534,28 @@
           <w:sz w:val="21"/>
         </w:rPr>
         <w:t>close on the domain advantage result the room generated, using their own numbers rather than the figure's.</w:t>
+      </w:r>
+    </w:p>
+    <w:p>
+      <w:pPr>
+        <w:pStyle w:val="Heading3"/>
+      </w:pPr>
+      <w:r>
+        <w:t>Slide 44 · ASSESSMENT BRIEF</w:t>
+      </w:r>
+    </w:p>
+    <w:p>
+      <w:pPr>
+        <w:spacing w:after="160" w:before="0" w:line="283" w:lineRule="auto"/>
+      </w:pPr>
+      <w:r>
+        <w:rPr>
+          <w:rFonts w:ascii="Calibri" w:hAnsi="Calibri"/>
+          <w:b w:val="0"/>
+          <w:i w:val="0"/>
+          <w:sz w:val="21"/>
+        </w:rPr>
+        <w:t>use the final minutes already allocated to assignment instructions; confirm the cohort link and deadline. Keep private marking guidance out of student materials.</w:t>
       </w:r>
     </w:p>
     <w:p>
@@ -7280,7 +7570,7 @@
           <w:color w:val="595959"/>
           <w:sz w:val="19"/>
         </w:rPr>
-        <w:t>30 slides in Week 11 need something from you.</w:t>
+        <w:t>31 slides in Week 11 need something from you.</w:t>
       </w:r>
     </w:p>
     <w:p>
@@ -7316,21 +7606,21 @@
         <w:pStyle w:val="Heading3"/>
       </w:pPr>
       <w:r>
-        <w:t>Slide 1 · WEEK 12  ·  Tue 24 November 2026</w:t>
-      </w:r>
-    </w:p>
-    <w:p>
-      <w:pPr>
-        <w:spacing w:after="160" w:before="0" w:line="283" w:lineRule="auto"/>
-      </w:pPr>
-      <w:r>
-        <w:rPr>
-          <w:rFonts w:ascii="Calibri" w:hAnsi="Calibri"/>
-          <w:b w:val="0"/>
-          <w:i w:val="0"/>
-          <w:sz w:val="21"/>
-        </w:rPr>
-        <w:t>pre-run the four candidate models on the challenge dataset and confirm that no single model trivially dominates and that the work fits 90 minutes. Print the client briefs, the question-bank cards, the recommendation template and the protocol poster. Brief any assistants: questions only, no answers, for the whole challenge.</w:t>
+        <w:t>Slide 1 · Cohort-specific opening slide</w:t>
+      </w:r>
+    </w:p>
+    <w:p>
+      <w:pPr>
+        <w:spacing w:after="160" w:before="0" w:line="283" w:lineRule="auto"/>
+      </w:pPr>
+      <w:r>
+        <w:rPr>
+          <w:rFonts w:ascii="Calibri" w:hAnsi="Calibri"/>
+          <w:b w:val="0"/>
+          <w:i w:val="0"/>
+          <w:sz w:val="21"/>
+        </w:rPr>
+        <w:t>pre-run the four candidate models on the challenge dataset and confirm that no single model trivially dominates and that the work fits 100 minutes. Print the client briefs, the question-bank cards, the recommendation template and the protocol poster. Brief any assistants: questions only, no answers, for the whole challenge.</w:t>
       </w:r>
     </w:p>
     <w:p>
@@ -7396,7 +7686,7 @@
           <w:i w:val="0"/>
           <w:sz w:val="21"/>
         </w:rPr>
-        <w:t>collect A10. The quiz closes this session, so say when it will run.</w:t>
+        <w:t>remind students to upload the issued W11 notebook. The quiz closes this session, so say when it will run.</w:t>
       </w:r>
     </w:p>
     <w:p>
@@ -7484,7 +7774,7 @@
           <w:i w:val="0"/>
           <w:sz w:val="21"/>
         </w:rPr>
-        <w:t>this slide is what stops the challenge becoming a score chase. Emphasise it before you release them.</w:t>
+        <w:t>keep the beginner task on cautious interpretation and engineering constraints. Reference: https://scikit-learn.org/1.5/auto_examples/model_selection/plot_grid_search_stats.html</w:t>
       </w:r>
     </w:p>
     <w:p>
@@ -7682,7 +7972,7 @@
           <w:i w:val="0"/>
           <w:sz w:val="21"/>
         </w:rPr>
-        <w:t>circulate with the question-bank cards and answer nothing for the full 90 minutes. Give time calls at 60, 30 and 10 minutes remaining. Teams that have not fixed a protocol by minute 20 should be asked which four things they are holding constant, and nothing else.</w:t>
+        <w:t>circulate with the question-bank cards during 70 minutes of project practice. Reserve the final 30 minutes for each student to complete the issued W12 notebook and written evidence. Give time calls at 60, 30 and 10 minutes remaining. Teams that have not fixed a protocol by minute 20 should be asked which four things they are holding constant, and nothing else.</w:t>
       </w:r>
     </w:p>
     <w:p>
@@ -7816,7 +8106,7 @@
         <w:pStyle w:val="Heading3"/>
       </w:pPr>
       <w:r>
-        <w:t>Slide 23 · DELIVERABLE — A11</w:t>
+        <w:t>Slide 23 · PROJECT PRACTICE</w:t>
       </w:r>
     </w:p>
     <w:p>
@@ -8014,7 +8304,7 @@
         <w:pStyle w:val="Heading3"/>
       </w:pPr>
       <w:r>
-        <w:t>Slide 36 · END-OF-SESSION QUIZ  ·  WEEK 12</w:t>
+        <w:t>Slide 38 · END-OF-SESSION QUIZ  ·  WEEK 12</w:t>
       </w:r>
     </w:p>
     <w:p>
@@ -8036,7 +8326,7 @@
         <w:pStyle w:val="Heading3"/>
       </w:pPr>
       <w:r>
-        <w:t>Slide 37 · THE ONE THING TO REMEMBER</w:t>
+        <w:t>Slide 39 · THE ONE THING TO REMEMBER</w:t>
       </w:r>
     </w:p>
     <w:p>
@@ -8051,6 +8341,28 @@
           <w:sz w:val="21"/>
         </w:rPr>
         <w:t>name the best challenge raised in the defence round and say why it was good. Thirty seconds, and it sets the standard for Week 15.</w:t>
+      </w:r>
+    </w:p>
+    <w:p>
+      <w:pPr>
+        <w:pStyle w:val="Heading3"/>
+      </w:pPr>
+      <w:r>
+        <w:t>Slide 40 · ASSESSMENT BRIEF</w:t>
+      </w:r>
+    </w:p>
+    <w:p>
+      <w:pPr>
+        <w:spacing w:after="160" w:before="0" w:line="283" w:lineRule="auto"/>
+      </w:pPr>
+      <w:r>
+        <w:rPr>
+          <w:rFonts w:ascii="Calibri" w:hAnsi="Calibri"/>
+          <w:b w:val="0"/>
+          <w:i w:val="0"/>
+          <w:sz w:val="21"/>
+        </w:rPr>
+        <w:t>use the final minutes already allocated to assignment instructions; confirm the cohort link and deadline. Keep private marking guidance out of student materials.</w:t>
       </w:r>
     </w:p>
     <w:p>
@@ -8065,7 +8377,7 @@
           <w:color w:val="595959"/>
           <w:sz w:val="19"/>
         </w:rPr>
-        <w:t>30 slides in Week 12 need something from you.</w:t>
+        <w:t>31 slides in Week 12 need something from you.</w:t>
       </w:r>
     </w:p>
     <w:p>
@@ -8130,7 +8442,7 @@
           <w:i w:val="0"/>
           <w:sz w:val="21"/>
         </w:rPr>
-        <w:t>BUILD THE CLINIC BOOKING SHEET BEFORE THE SESSION. This cohort has about 22 teams, so 100 minutes gives roughly 4 minutes each. Publish the slot times before you start and use a printed checklist so each slot is diagnostic rather than conversational. Prepare the messy-to-clean refactor using a real anonymised student notebook, with permission. Print the peer review forms and the repository checklist.</w:t>
+        <w:t>BUILD THE CLINIC BOOKING SHEET BEFORE THE SESSION. This cohort has about 22 teams, so 95 minutes gives roughly 4 minutes each. Publish the slot times before you start and use a printed checklist so each slot is diagnostic rather than conversational. Prepare the messy-to-clean refactor using a real anonymised student notebook, with permission. Print the peer review forms and the repository checklist.</w:t>
       </w:r>
     </w:p>
     <w:p>
@@ -8159,7 +8471,7 @@
           <w:i w:val="0"/>
           <w:sz w:val="21"/>
         </w:rPr>
-        <w:t>BUILD THE CLINIC BOOKING SHEET BEFORE THE SESSION. This cohort has about 10 teams, so 100 minutes gives roughly 8 minutes each. Publish the slot times before you start and use a printed checklist so each slot is diagnostic rather than conversational. Prepare the messy-to-clean refactor using a real anonymised student notebook, with permission. Print the peer review forms and the repository checklist.</w:t>
+        <w:t>BUILD THE CLINIC BOOKING SHEET BEFORE THE SESSION. This cohort has about 10 teams, so 95 minutes gives roughly 9 minutes each. Publish the slot times before you start and use a printed checklist so each slot is diagnostic rather than conversational. Prepare the messy-to-clean refactor using a real anonymised student notebook, with permission. Print the peer review forms and the repository checklist.</w:t>
       </w:r>
     </w:p>
     <w:p>
@@ -8188,7 +8500,7 @@
           <w:i w:val="0"/>
           <w:sz w:val="21"/>
         </w:rPr>
-        <w:t>BUILD THE CLINIC BOOKING SHEET BEFORE THE SESSION. This cohort has about 11 teams, so 100 minutes gives roughly 7 minutes each. Publish the slot times before you start and use a printed checklist so each slot is diagnostic rather than conversational. Prepare the messy-to-clean refactor using a real anonymised student notebook, with permission. Print the peer review forms and the repository checklist.</w:t>
+        <w:t>BUILD THE CLINIC BOOKING SHEET BEFORE THE SESSION. This cohort has about 11 teams, so 95 minutes gives roughly 8 minutes each. Publish the slot times before you start and use a printed checklist so each slot is diagnostic rather than conversational. Prepare the messy-to-clean refactor using a real anonymised student notebook, with permission. Print the peer review forms and the repository checklist.</w:t>
       </w:r>
     </w:p>
     <w:p>
@@ -8254,7 +8566,7 @@
           <w:i w:val="0"/>
           <w:sz w:val="21"/>
         </w:rPr>
-        <w:t>collect A11 annotations if they were not handed in last week. Reteach anything last week's quiz showed the room got wrong — five minutes, from the responses-by-question view.</w:t>
+        <w:t>review the formative recommendation annotations.  Reteach anything last week's quiz showed the room got wrong — five minutes, from the responses-by-question view.</w:t>
       </w:r>
     </w:p>
     <w:p>
@@ -8540,7 +8852,7 @@
           <w:i w:val="0"/>
           <w:sz w:val="21"/>
         </w:rPr>
-        <w:t>keep to the booking sheet and use the printed checklist in every slot. With 10 teams and 8 minutes each, a slot that becomes a conversation costs another team its slot. Set a timer.</w:t>
+        <w:t>keep to the booking sheet and use the printed checklist in every slot. With 10 teams and 9 minutes each, a slot that becomes a conversation costs another team its slot. Set a timer.</w:t>
       </w:r>
     </w:p>
     <w:p>
@@ -8569,7 +8881,7 @@
           <w:i w:val="0"/>
           <w:sz w:val="21"/>
         </w:rPr>
-        <w:t>keep to the booking sheet and use the printed checklist in every slot. With 11 teams and 7 minutes each, a slot that becomes a conversation costs another team its slot. Set a timer.</w:t>
+        <w:t>keep to the booking sheet and use the printed checklist in every slot. With 11 teams and 8 minutes each, a slot that becomes a conversation costs another team its slot. Set a timer.</w:t>
       </w:r>
     </w:p>
     <w:p>
@@ -8775,7 +9087,7 @@
         <w:pStyle w:val="Heading3"/>
       </w:pPr>
       <w:r>
-        <w:t>Slide 34 · END-OF-SESSION QUIZ  ·  WEEK 13</w:t>
+        <w:t>Slide 36 · END-OF-SESSION QUIZ  ·  WEEK 13</w:t>
       </w:r>
     </w:p>
     <w:p>
@@ -8797,7 +9109,7 @@
         <w:pStyle w:val="Heading3"/>
       </w:pPr>
       <w:r>
-        <w:t>Slide 35 · THE ONE THING TO REMEMBER</w:t>
+        <w:t>Slide 37 · THE ONE THING TO REMEMBER</w:t>
       </w:r>
     </w:p>
     <w:p>
@@ -8928,21 +9240,21 @@
         <w:pStyle w:val="Heading3"/>
       </w:pPr>
       <w:r>
-        <w:t>Slide 8 · HOW IT IS MARKED</w:t>
-      </w:r>
-    </w:p>
-    <w:p>
-      <w:pPr>
-        <w:spacing w:after="160" w:before="0" w:line="283" w:lineRule="auto"/>
-      </w:pPr>
-      <w:r>
-        <w:rPr>
-          <w:rFonts w:ascii="Calibri" w:hAnsi="Calibri"/>
-          <w:b w:val="0"/>
-          <w:i w:val="0"/>
-          <w:sz w:val="21"/>
-        </w:rPr>
-        <w:t>put the answers cell in the task sheet as copyable text, and say at the 30-minute call that the cell should already have entries in it.</w:t>
+        <w:t>Slide 11 · CONTINGENCY</w:t>
+      </w:r>
+    </w:p>
+    <w:p>
+      <w:pPr>
+        <w:spacing w:after="160" w:before="0" w:line="283" w:lineRule="auto"/>
+      </w:pPr>
+      <w:r>
+        <w:rPr>
+          <w:rFonts w:ascii="Calibri" w:hAnsi="Calibri"/>
+          <w:b w:val="0"/>
+          <w:i w:val="0"/>
+          <w:sz w:val="21"/>
+        </w:rPr>
+        <w:t>read the machine-fault item aloud and mean it. Candidates who lose ten minutes and say nothing until the end cannot be compensated fairly.</w:t>
       </w:r>
     </w:p>
     <w:p>
@@ -8950,21 +9262,21 @@
         <w:pStyle w:val="Heading3"/>
       </w:pPr>
       <w:r>
-        <w:t>Slide 9 · 45 OF THE 100 MARKS</w:t>
-      </w:r>
-    </w:p>
-    <w:p>
-      <w:pPr>
-        <w:spacing w:after="160" w:before="0" w:line="283" w:lineRule="auto"/>
-      </w:pPr>
-      <w:r>
-        <w:rPr>
-          <w:rFonts w:ascii="Calibri" w:hAnsi="Calibri"/>
-          <w:b w:val="0"/>
-          <w:i w:val="0"/>
-          <w:sz w:val="21"/>
-        </w:rPr>
-        <w:t>publish the exact key list with the specification so nobody meets it for the first time in the room.</w:t>
+        <w:t>Slide 12 · REVISION — WEEKS 8 TO 13</w:t>
+      </w:r>
+    </w:p>
+    <w:p>
+      <w:pPr>
+        <w:spacing w:after="160" w:before="0" w:line="283" w:lineRule="auto"/>
+      </w:pPr>
+      <w:r>
+        <w:rPr>
+          <w:rFonts w:ascii="Calibri" w:hAnsi="Calibri"/>
+          <w:b w:val="0"/>
+          <w:i w:val="0"/>
+          <w:sz w:val="21"/>
+        </w:rPr>
+        <w:t>tell them the deck continues past the briefing. Students do not read past the last slide you present unless told to.</w:t>
       </w:r>
     </w:p>
     <w:p>
@@ -8972,51 +9284,7 @@
         <w:pStyle w:val="Heading3"/>
       </w:pPr>
       <w:r>
-        <w:t>Slide 11 · CONTINGENCY</w:t>
-      </w:r>
-    </w:p>
-    <w:p>
-      <w:pPr>
-        <w:spacing w:after="160" w:before="0" w:line="283" w:lineRule="auto"/>
-      </w:pPr>
-      <w:r>
-        <w:rPr>
-          <w:rFonts w:ascii="Calibri" w:hAnsi="Calibri"/>
-          <w:b w:val="0"/>
-          <w:i w:val="0"/>
-          <w:sz w:val="21"/>
-        </w:rPr>
-        <w:t>read the machine-fault item aloud and mean it. Candidates who lose ten minutes and say nothing until the end cannot be compensated fairly.</w:t>
-      </w:r>
-    </w:p>
-    <w:p>
-      <w:pPr>
-        <w:pStyle w:val="Heading3"/>
-      </w:pPr>
-      <w:r>
-        <w:t>Slide 12 · REVISION — WEEKS 8 TO 13</w:t>
-      </w:r>
-    </w:p>
-    <w:p>
-      <w:pPr>
-        <w:spacing w:after="160" w:before="0" w:line="283" w:lineRule="auto"/>
-      </w:pPr>
-      <w:r>
-        <w:rPr>
-          <w:rFonts w:ascii="Calibri" w:hAnsi="Calibri"/>
-          <w:b w:val="0"/>
-          <w:i w:val="0"/>
-          <w:sz w:val="21"/>
-        </w:rPr>
-        <w:t>tell them the deck continues past the briefing. Students do not read past the last slide you present unless told to.</w:t>
-      </w:r>
-    </w:p>
-    <w:p>
-      <w:pPr>
-        <w:pStyle w:val="Heading3"/>
-      </w:pPr>
-      <w:r>
-        <w:t>Slide 19 · THE ONE THING TO REMEMBER</w:t>
+        <w:t>Slide 21 · THE ONE THING TO REMEMBER</w:t>
       </w:r>
     </w:p>
     <w:p>
@@ -9045,7 +9313,7 @@
           <w:color w:val="595959"/>
           <w:sz w:val="19"/>
         </w:rPr>
-        <w:t>8 slides in Week 14 need something from you.</w:t>
+        <w:t>6 slides in Week 14 need something from you.</w:t>
       </w:r>
     </w:p>
     <w:p>
@@ -9081,21 +9349,21 @@
         <w:pStyle w:val="Heading3"/>
       </w:pPr>
       <w:r>
-        <w:t>Slide 1 · WEEK 15  ·  Tue 15 December 2026</w:t>
-      </w:r>
-    </w:p>
-    <w:p>
-      <w:pPr>
-        <w:spacing w:after="160" w:before="0" w:line="283" w:lineRule="auto"/>
-      </w:pPr>
-      <w:r>
-        <w:rPr>
-          <w:rFonts w:ascii="Calibri" w:hAnsi="Calibri"/>
-          <w:b w:val="0"/>
-          <w:i w:val="0"/>
-          <w:sz w:val="21"/>
-        </w:rPr>
-        <w:t>invite Faculty staff and one external practising engineer — it raises the standard of every submission more than any amount of exhortation. Book a fair layout with tables round the perimeter and power at every station. Print the assessor packs, the peer assessment forms, the viva tally sheets and the three certificates.</w:t>
+        <w:t>Slide 1 · Cohort-specific opening slide</w:t>
+      </w:r>
+    </w:p>
+    <w:p>
+      <w:pPr>
+        <w:spacing w:after="160" w:before="0" w:line="283" w:lineRule="auto"/>
+      </w:pPr>
+      <w:r>
+        <w:rPr>
+          <w:rFonts w:ascii="Calibri" w:hAnsi="Calibri"/>
+          <w:b w:val="0"/>
+          <w:i w:val="0"/>
+          <w:sz w:val="21"/>
+        </w:rPr>
+        <w:t>prepare the digital submission link and the two written defence prompts, the fair layout, power at each station, peer feedback sheets and the three recognition certificates.</w:t>
       </w:r>
     </w:p>
     <w:p>
@@ -9139,7 +9407,7 @@
           <w:i w:val="0"/>
           <w:sz w:val="21"/>
         </w:rPr>
-        <w:t>give time calls at the halfway point of each round so teams rotate. Without a call, one student presents for the whole hundred minutes.</w:t>
+        <w:t>give time calls at the halfway point of each round so teams rotate. Without a call, one student may present for the whole fair.</w:t>
       </w:r>
     </w:p>
     <w:p>
@@ -9161,7 +9429,7 @@
           <w:i w:val="0"/>
           <w:sz w:val="21"/>
         </w:rPr>
-        <w:t>collect items 1 to 5 at the door. Item 6 comes in at the end.</w:t>
+        <w:t>check receipt of the uploaded project packet at the start. The complete individual DEMO packet is due by the end.</w:t>
       </w:r>
     </w:p>
     <w:p>
@@ -9227,7 +9495,7 @@
           <w:i w:val="0"/>
           <w:sz w:val="21"/>
         </w:rPr>
-        <w:t>collect the forms. Moderate before combining, and never use peer marks raw.</w:t>
+        <w:t>return comments to the presenting teams for reflection; do not combine peer scores into grades.</w:t>
       </w:r>
     </w:p>
     <w:p>
@@ -9235,24 +9503,24 @@
         <w:pStyle w:val="Heading3"/>
       </w:pPr>
       <w:r>
-        <w:t>Slide 10 · THE VIVA BANK</w:t>
-      </w:r>
-    </w:p>
-    <w:p>
-      <w:pPr>
-        <w:spacing w:after="160" w:before="0" w:line="283" w:lineRule="auto"/>
-      </w:pPr>
-      <w:r>
-        <w:rPr>
-          <w:rFonts w:ascii="Calibri" w:hAnsi="Calibri"/>
-          <w:b w:val="0"/>
-          <w:i w:val="0"/>
-          <w:sz w:val="21"/>
-        </w:rPr>
-        <w:t>the shape of a full-mark answer to each:</w:t>
+        <w:t>Slide 10 · PRACTISE YOUR DEFENCE</w:t>
+      </w:r>
+    </w:p>
+    <w:p>
+      <w:pPr>
+        <w:spacing w:after="160" w:before="0" w:line="283" w:lineRule="auto"/>
+      </w:pPr>
+      <w:r>
+        <w:rPr>
+          <w:rFonts w:ascii="Calibri" w:hAnsi="Calibri"/>
+          <w:b w:val="0"/>
+          <w:i w:val="0"/>
+          <w:sz w:val="21"/>
+        </w:rPr>
+        <w:t>the shape of a useful answer to each:</w:t>
         <w:br/>
         <w:br/>
-        <w:t>A · After any exploration and before any fitting or scaling; earlier and the preprocessing sees the test rows.</w:t>
+        <w:t>A · Split before fitting preprocessing or models. Keep the held-out test data out of feature selection and model-selection decisions.</w:t>
         <w:br/>
         <w:t>B · Names a feature and cites the ablation table, with the change and the spread.</w:t>
         <w:br/>
@@ -9264,16 +9532,16 @@
         <w:br/>
         <w:t>F · Names one of the four kinds and the specific check made — usually the Pipeline, or the timing question on a column.</w:t>
         <w:br/>
-        <w:t>G · Linear models extrapolate a straight line; trees return the nearest leaf and give no warning. Credit any answer that notices there is no warning.</w:t>
+        <w:t>G · Linear models extrapolate a straight line; trees follow their split rules to a terminal leaf and give no automatic warning. Look for an answer that notices there is no warning.</w:t>
         <w:br/>
         <w:t>H · Must match the contribution log and the commit history.</w:t>
         <w:br/>
         <w:t>I · Any specific disagreement with a resolution. Vagueness scores poorly.</w:t>
         <w:br/>
-        <w:t>J · A specific change with a reason. 'Work harder' scores nothing.</w:t>
+        <w:t>J · A specific change with a reason. 'Work harder' lacks a concrete action.</w:t>
         <w:br/>
         <w:br/>
-        <w:t>Tally two per student. Do not let teammates answer for each other.</w:t>
+        <w:t>Sample live discussion for feedback; every student supplies their own typed defence in the submitted packet.</w:t>
       </w:r>
     </w:p>
     <w:p>
@@ -9383,7 +9651,7 @@
           <w:i w:val="0"/>
           <w:sz w:val="21"/>
         </w:rPr>
-        <w:t>hand out the prompt on paper and collect the reflections before anybody leaves. Paper gets a full return; a form does not.</w:t>
+        <w:t>display the DEMO link and confirm each student uploads the complete individual packet before leaving. Use accessible DOCX or PDF for the reflection and typed defence. An outage requires a recorded equivalent submission opportunity; paper is not the default grading route.</w:t>
       </w:r>
     </w:p>
     <w:p>

--- a/IUEA_Teaching_Plan/IUEA_ML_Lecturer_Teaching_Guide_W1-W15.docx
+++ b/IUEA_Teaching_Plan/IUEA_ML_Lecturer_Teaching_Guide_W1-W15.docx
@@ -2130,7 +2130,7 @@
           <w:i w:val="0"/>
           <w:sz w:val="21"/>
         </w:rPr>
-        <w:t>if asked about VS Code — it is the professional local editor and the Student Setup Guide covers it. Anyone who wants a local setup is welcome. Note that the Week 7 and Week 14 tests run offline on lab machines, so everyone meets a local environment at least once.</w:t>
+        <w:t>if asked about VS Code — it is the professional local editor and the Student Setup Guide covers it. Anyone who wants a local setup is welcome. Note that the Week 7 and Week 14 tests run in Colab, so students need no local setup for them.</w:t>
       </w:r>
     </w:p>
     <w:p>
@@ -6010,21 +6010,21 @@
         <w:pStyle w:val="Heading3"/>
       </w:pPr>
       <w:r>
-        <w:t>Slide 1 · Individual · offline · two hours plus twenty-five minutes</w:t>
-      </w:r>
-    </w:p>
-    <w:p>
-      <w:pPr>
-        <w:spacing w:after="160" w:before="0" w:line="283" w:lineRule="auto"/>
-      </w:pPr>
-      <w:r>
-        <w:rPr>
-          <w:rFonts w:ascii="Calibri" w:hAnsi="Calibri"/>
-          <w:b w:val="0"/>
-          <w:i w:val="0"/>
-          <w:sz w:val="21"/>
-        </w:rPr>
-        <w:t>read the rules aloud from slide 4 rather than paraphrasing. Have the three dataset variants distributed in a checkerboard pattern before anyone sits down, and confirm the machines have no network before you start the clock.</w:t>
+        <w:t>Slide 1 · Individual · Colab practical · three hours</w:t>
+      </w:r>
+    </w:p>
+    <w:p>
+      <w:pPr>
+        <w:spacing w:after="160" w:before="0" w:line="283" w:lineRule="auto"/>
+      </w:pPr>
+      <w:r>
+        <w:rPr>
+          <w:rFonts w:ascii="Calibri" w:hAnsi="Calibri"/>
+          <w:b w:val="0"/>
+          <w:i w:val="0"/>
+          <w:sz w:val="21"/>
+        </w:rPr>
+        <w:t>read the rules aloud from slide 4 rather than paraphrasing. Students open their private notebook from the entry link and need a working connection and their Google account. Distribute the three dataset variants in a checkerboard pattern before anyone sits down.</w:t>
       </w:r>
     </w:p>
     <w:p>
@@ -9188,7 +9188,7 @@
           <w:i w:val="0"/>
           <w:sz w:val="21"/>
         </w:rPr>
-        <w:t>issue this deck in Week 13. On the day, read the rules slide aloud from the screen and confirm the offline state of every machine before distributing task sheets. Author three parallel dataset variants of matched difficulty with a model answer and mark scheme each, and seat them in a checkerboard pattern.</w:t>
+        <w:t>issue this deck in Week 13. On the day, read the rules slide aloud from the screen and confirm that every student can open their entry link and Colab before the test window opens. The three dataset variants are assigned by the entry page.</w:t>
       </w:r>
     </w:p>
     <w:p>
@@ -9232,7 +9232,7 @@
           <w:i w:val="0"/>
           <w:sz w:val="21"/>
         </w:rPr>
-        <w:t>read this slide aloud from the screen at the start. Then confirm every machine's offline state before you distribute the task sheets.</w:t>
+        <w:t>read this slide aloud from the screen at the start. Then confirm that every student has signed in with the same Google account they registered, and that the entry page shows their notebook and CSV.</w:t>
       </w:r>
     </w:p>
     <w:p>
